--- a/examples/regression/doc/40-neural-mlp.docx
+++ b/examples/regression/doc/40-neural-mlp.docx
@@ -25,13 +25,13 @@
         <w:t xml:space="preserve">reg_mlp</w:t>
       </w:r>
       <w:r>
-        <w:t xml:space="preserve">: Multilayer Perceptron (neural network) for regression.</w:t>
+        <w:t xml:space="preserve">: Multilayer Perceptron for regression.</w:t>
       </w:r>
       <w:r>
         <w:t xml:space="preserve"> </w:t>
       </w:r>
       <w:r>
-        <w:t xml:space="preserve">- Hyperparameters:</w:t>
+        <w:t xml:space="preserve">- Main parameters:</w:t>
       </w:r>
       <w:r>
         <w:t xml:space="preserve"> </w:t>
@@ -46,7 +46,7 @@
         <w:t xml:space="preserve"> </w:t>
       </w:r>
       <w:r>
-        <w:t xml:space="preserve">(hidden units),</w:t>
+        <w:t xml:space="preserve">and</w:t>
       </w:r>
       <w:r>
         <w:t xml:space="preserve"> </w:t>
@@ -58,10 +58,7 @@
         <w:t xml:space="preserve">decay</w:t>
       </w:r>
       <w:r>
-        <w:t xml:space="preserve"> </w:t>
-      </w:r>
-      <w:r>
-        <w:t xml:space="preserve">(L2 regularization).</w:t>
+        <w:t xml:space="preserve">.</w:t>
       </w:r>
     </w:p>
     <w:p>
@@ -69,7 +66,7 @@
         <w:pStyle w:val="BodyText"/>
       </w:pPr>
       <w:r>
-        <w:t xml:space="preserve">Didactic goal: read this example as a numeric-prediction workflow. The main learning point is that the Experiment Line stays stable even though the target is continuous and the evaluation now focuses on regression errors.</w:t>
+        <w:t xml:space="preserve">Didactic goal: keep the same regression line of experiment and change only the learner to a neural regressor.</w:t>
       </w:r>
     </w:p>
     <w:p>
@@ -127,7 +124,7 @@
         <w:rPr>
           <w:rStyle w:val="CommentTok"/>
         </w:rPr>
-        <w:t xml:space="preserve"># Regression MLP</w:t>
+        <w:t xml:space="preserve"># install.packages("daltoolbox")</w:t>
       </w:r>
       <w:r>
         <w:br/>
@@ -137,36 +134,6 @@
       </w:r>
       <w:r>
         <w:rPr>
-          <w:rStyle w:val="CommentTok"/>
-        </w:rPr>
-        <w:t xml:space="preserve"># installation </w:t>
-      </w:r>
-      <w:r>
-        <w:br/>
-      </w:r>
-      <w:r>
-        <w:rPr>
-          <w:rStyle w:val="CommentTok"/>
-        </w:rPr>
-        <w:t xml:space="preserve">#install.packages("daltoolbox")</w:t>
-      </w:r>
-      <w:r>
-        <w:br/>
-      </w:r>
-      <w:r>
-        <w:br/>
-      </w:r>
-      <w:r>
-        <w:rPr>
-          <w:rStyle w:val="CommentTok"/>
-        </w:rPr>
-        <w:t xml:space="preserve"># loading DAL</w:t>
-      </w:r>
-      <w:r>
-        <w:br/>
-      </w:r>
-      <w:r>
-        <w:rPr>
           <w:rStyle w:val="FunctionTok"/>
         </w:rPr>
         <w:t xml:space="preserve">library</w:t>
@@ -175,7 +142,7 @@
         <w:rPr>
           <w:rStyle w:val="NormalTok"/>
         </w:rPr>
-        <w:t xml:space="preserve">(daltoolbox) </w:t>
+        <w:t xml:space="preserve">(daltoolbox)</w:t>
       </w:r>
     </w:p>
     <w:p>
@@ -183,7 +150,7 @@
         <w:pStyle w:val="FirstParagraph"/>
       </w:pPr>
       <w:r>
-        <w:t xml:space="preserve">Load Boston dataset (MASS) and inspect types.</w:t>
+        <w:t xml:space="preserve">Load data and inspect.</w:t>
       </w:r>
     </w:p>
     <w:p>
@@ -192,81 +159,30 @@
       </w:pPr>
       <w:r>
         <w:rPr>
-          <w:rStyle w:val="CommentTok"/>
-        </w:rPr>
-        <w:t xml:space="preserve"># Dataset for regression analysis</w:t>
+          <w:rStyle w:val="FunctionTok"/>
+        </w:rPr>
+        <w:t xml:space="preserve">data</w:t>
+      </w:r>
+      <w:r>
+        <w:rPr>
+          <w:rStyle w:val="NormalTok"/>
+        </w:rPr>
+        <w:t xml:space="preserve">(Boston)</w:t>
       </w:r>
       <w:r>
         <w:br/>
       </w:r>
       <w:r>
-        <w:br/>
-      </w:r>
-      <w:r>
         <w:rPr>
           <w:rStyle w:val="FunctionTok"/>
         </w:rPr>
-        <w:t xml:space="preserve">library</w:t>
-      </w:r>
-      <w:r>
-        <w:rPr>
-          <w:rStyle w:val="NormalTok"/>
-        </w:rPr>
-        <w:t xml:space="preserve">(MASS)</w:t>
-      </w:r>
-      <w:r>
-        <w:br/>
-      </w:r>
-      <w:r>
-        <w:rPr>
-          <w:rStyle w:val="FunctionTok"/>
-        </w:rPr>
-        <w:t xml:space="preserve">data</w:t>
+        <w:t xml:space="preserve">head</w:t>
       </w:r>
       <w:r>
         <w:rPr>
           <w:rStyle w:val="NormalTok"/>
         </w:rPr>
         <w:t xml:space="preserve">(Boston)</w:t>
-      </w:r>
-      <w:r>
-        <w:br/>
-      </w:r>
-      <w:r>
-        <w:rPr>
-          <w:rStyle w:val="FunctionTok"/>
-        </w:rPr>
-        <w:t xml:space="preserve">print</w:t>
-      </w:r>
-      <w:r>
-        <w:rPr>
-          <w:rStyle w:val="NormalTok"/>
-        </w:rPr>
-        <w:t xml:space="preserve">(</w:t>
-      </w:r>
-      <w:r>
-        <w:rPr>
-          <w:rStyle w:val="FunctionTok"/>
-        </w:rPr>
-        <w:t xml:space="preserve">t</w:t>
-      </w:r>
-      <w:r>
-        <w:rPr>
-          <w:rStyle w:val="NormalTok"/>
-        </w:rPr>
-        <w:t xml:space="preserve">(</w:t>
-      </w:r>
-      <w:r>
-        <w:rPr>
-          <w:rStyle w:val="FunctionTok"/>
-        </w:rPr>
-        <w:t xml:space="preserve">sapply</w:t>
-      </w:r>
-      <w:r>
-        <w:rPr>
-          <w:rStyle w:val="NormalTok"/>
-        </w:rPr>
-        <w:t xml:space="preserve">(Boston, class)))</w:t>
       </w:r>
     </w:p>
     <w:p>
@@ -277,7 +193,7 @@
         <w:rPr>
           <w:rStyle w:val="VerbatimChar"/>
         </w:rPr>
-        <w:t xml:space="preserve">##      crim      zn        indus     chas      nox       rm        age       dis       rad       tax       ptratio   black    </w:t>
+        <w:t xml:space="preserve">##      crim zn indus chas   nox    rm  age    dis rad tax ptratio  black lstat medv</w:t>
       </w:r>
       <w:r>
         <w:br/>
@@ -286,7 +202,7 @@
         <w:rPr>
           <w:rStyle w:val="VerbatimChar"/>
         </w:rPr>
-        <w:t xml:space="preserve">## [1,] "numeric" "numeric" "numeric" "integer" "numeric" "numeric" "numeric" "numeric" "integer" "numeric" "numeric" "numeric"</w:t>
+        <w:t xml:space="preserve">## 1 0.00632 18  2.31    0 0.538 6.575 65.2 4.0900   1 296    15.3 396.90  4.98 24.0</w:t>
       </w:r>
       <w:r>
         <w:br/>
@@ -295,7 +211,7 @@
         <w:rPr>
           <w:rStyle w:val="VerbatimChar"/>
         </w:rPr>
-        <w:t xml:space="preserve">##      lstat     medv     </w:t>
+        <w:t xml:space="preserve">## 2 0.02731  0  7.07    0 0.469 6.421 78.9 4.9671   2 242    17.8 396.90  9.14 21.6</w:t>
       </w:r>
       <w:r>
         <w:br/>
@@ -304,24 +220,57 @@
         <w:rPr>
           <w:rStyle w:val="VerbatimChar"/>
         </w:rPr>
-        <w:t xml:space="preserve">## [1,] "numeric" "numeric"</w:t>
+        <w:t xml:space="preserve">## 3 0.02729  0  7.07    0 0.469 7.185 61.1 4.9671   2 242    17.8 392.83  4.03 34.7</w:t>
+      </w:r>
+      <w:r>
+        <w:br/>
+      </w:r>
+      <w:r>
+        <w:rPr>
+          <w:rStyle w:val="VerbatimChar"/>
+        </w:rPr>
+        <w:t xml:space="preserve">## 4 0.03237  0  2.18    0 0.458 6.998 45.8 6.0622   3 222    18.7 394.63  2.94 33.4</w:t>
+      </w:r>
+      <w:r>
+        <w:br/>
+      </w:r>
+      <w:r>
+        <w:rPr>
+          <w:rStyle w:val="VerbatimChar"/>
+        </w:rPr>
+        <w:t xml:space="preserve">## 5 0.06905  0  2.18    0 0.458 7.147 54.2 6.0622   3 222    18.7 396.90  5.33 36.2</w:t>
+      </w:r>
+      <w:r>
+        <w:br/>
+      </w:r>
+      <w:r>
+        <w:rPr>
+          <w:rStyle w:val="VerbatimChar"/>
+        </w:rPr>
+        <w:t xml:space="preserve">## 6 0.02985  0  2.18    0 0.458 6.430 58.7 6.0622   3 222    18.7 394.12  5.21 28.7</w:t>
       </w:r>
     </w:p>
     <w:p>
       <w:pPr>
-        <w:pStyle w:val="SourceCode"/>
-      </w:pPr>
-      <w:r>
-        <w:rPr>
-          <w:rStyle w:val="FunctionTok"/>
-        </w:rPr>
-        <w:t xml:space="preserve">head</w:t>
-      </w:r>
-      <w:r>
-        <w:rPr>
-          <w:rStyle w:val="NormalTok"/>
-        </w:rPr>
-        <w:t xml:space="preserve">(Boston)</w:t>
+        <w:pStyle w:val="FirstParagraph"/>
+      </w:pPr>
+      <w:r>
+        <w:t xml:space="preserve">Target</w:t>
+      </w:r>
+      <w:r>
+        <w:t xml:space="preserve"> </w:t>
+      </w:r>
+      <w:r>
+        <w:rPr>
+          <w:rStyle w:val="VerbatimChar"/>
+        </w:rPr>
+        <w:t xml:space="preserve">medv</w:t>
+      </w:r>
+      <w:r>
+        <w:t xml:space="preserve"> </w:t>
+      </w:r>
+      <w:r>
+        <w:t xml:space="preserve">and reproducible train/test split.</w:t>
       </w:r>
     </w:p>
     <w:p>
@@ -330,63 +279,126 @@
       </w:pPr>
       <w:r>
         <w:rPr>
-          <w:rStyle w:val="VerbatimChar"/>
-        </w:rPr>
-        <w:t xml:space="preserve">##      crim zn indus chas   nox    rm  age    dis rad tax ptratio  black lstat medv</w:t>
+          <w:rStyle w:val="FunctionTok"/>
+        </w:rPr>
+        <w:t xml:space="preserve">set_example_seed</w:t>
+      </w:r>
+      <w:r>
+        <w:rPr>
+          <w:rStyle w:val="NormalTok"/>
+        </w:rPr>
+        <w:t xml:space="preserve">()</w:t>
       </w:r>
       <w:r>
         <w:br/>
       </w:r>
       <w:r>
         <w:rPr>
-          <w:rStyle w:val="VerbatimChar"/>
-        </w:rPr>
-        <w:t xml:space="preserve">## 1 0.00632 18  2.31    0 0.538 6.575 65.2 4.0900   1 296    15.3 396.90  4.98 24.0</w:t>
+          <w:rStyle w:val="NormalTok"/>
+        </w:rPr>
+        <w:t xml:space="preserve">sr </w:t>
+      </w:r>
+      <w:r>
+        <w:rPr>
+          <w:rStyle w:val="OtherTok"/>
+        </w:rPr>
+        <w:t xml:space="preserve">&lt;-</w:t>
+      </w:r>
+      <w:r>
+        <w:rPr>
+          <w:rStyle w:val="NormalTok"/>
+        </w:rPr>
+        <w:t xml:space="preserve"> </w:t>
+      </w:r>
+      <w:r>
+        <w:rPr>
+          <w:rStyle w:val="FunctionTok"/>
+        </w:rPr>
+        <w:t xml:space="preserve">train_test</w:t>
+      </w:r>
+      <w:r>
+        <w:rPr>
+          <w:rStyle w:val="NormalTok"/>
+        </w:rPr>
+        <w:t xml:space="preserve">(</w:t>
+      </w:r>
+      <w:r>
+        <w:rPr>
+          <w:rStyle w:val="FunctionTok"/>
+        </w:rPr>
+        <w:t xml:space="preserve">sample_random</w:t>
+      </w:r>
+      <w:r>
+        <w:rPr>
+          <w:rStyle w:val="NormalTok"/>
+        </w:rPr>
+        <w:t xml:space="preserve">(), Boston)</w:t>
       </w:r>
       <w:r>
         <w:br/>
       </w:r>
       <w:r>
         <w:rPr>
-          <w:rStyle w:val="VerbatimChar"/>
-        </w:rPr>
-        <w:t xml:space="preserve">## 2 0.02731  0  7.07    0 0.469 6.421 78.9 4.9671   2 242    17.8 396.90  9.14 21.6</w:t>
+          <w:rStyle w:val="NormalTok"/>
+        </w:rPr>
+        <w:t xml:space="preserve">boston_train </w:t>
+      </w:r>
+      <w:r>
+        <w:rPr>
+          <w:rStyle w:val="OtherTok"/>
+        </w:rPr>
+        <w:t xml:space="preserve">&lt;-</w:t>
+      </w:r>
+      <w:r>
+        <w:rPr>
+          <w:rStyle w:val="NormalTok"/>
+        </w:rPr>
+        <w:t xml:space="preserve"> sr</w:t>
+      </w:r>
+      <w:r>
+        <w:rPr>
+          <w:rStyle w:val="SpecialCharTok"/>
+        </w:rPr>
+        <w:t xml:space="preserve">$</w:t>
+      </w:r>
+      <w:r>
+        <w:rPr>
+          <w:rStyle w:val="NormalTok"/>
+        </w:rPr>
+        <w:t xml:space="preserve">train</w:t>
       </w:r>
       <w:r>
         <w:br/>
       </w:r>
       <w:r>
         <w:rPr>
-          <w:rStyle w:val="VerbatimChar"/>
-        </w:rPr>
-        <w:t xml:space="preserve">## 3 0.02729  0  7.07    0 0.469 7.185 61.1 4.9671   2 242    17.8 392.83  4.03 34.7</w:t>
-      </w:r>
-      <w:r>
-        <w:br/>
-      </w:r>
-      <w:r>
-        <w:rPr>
-          <w:rStyle w:val="VerbatimChar"/>
-        </w:rPr>
-        <w:t xml:space="preserve">## 4 0.03237  0  2.18    0 0.458 6.998 45.8 6.0622   3 222    18.7 394.63  2.94 33.4</w:t>
-      </w:r>
-      <w:r>
-        <w:br/>
-      </w:r>
-      <w:r>
-        <w:rPr>
-          <w:rStyle w:val="VerbatimChar"/>
-        </w:rPr>
-        <w:t xml:space="preserve">## 5 0.06905  0  2.18    0 0.458 7.147 54.2 6.0622   3 222    18.7 396.90  5.33 36.2</w:t>
-      </w:r>
-      <w:r>
-        <w:br/>
-      </w:r>
-      <w:r>
-        <w:rPr>
-          <w:rStyle w:val="VerbatimChar"/>
-        </w:rPr>
-        <w:t xml:space="preserve">## 6 0.02985  0  2.18    0 0.458 6.430 58.7 6.0622   3 222    18.7 394.12  5.21 28.7</w:t>
+          <w:rStyle w:val="NormalTok"/>
+        </w:rPr>
+        <w:t xml:space="preserve">boston_test </w:t>
+      </w:r>
+      <w:r>
+        <w:rPr>
+          <w:rStyle w:val="OtherTok"/>
+        </w:rPr>
+        <w:t xml:space="preserve">&lt;-</w:t>
+      </w:r>
+      <w:r>
+        <w:rPr>
+          <w:rStyle w:val="NormalTok"/>
+        </w:rPr>
+        <w:t xml:space="preserve"> sr</w:t>
+      </w:r>
+      <w:r>
+        <w:rPr>
+          <w:rStyle w:val="SpecialCharTok"/>
+        </w:rPr>
+        <w:t xml:space="preserve">$</w:t>
+      </w:r>
+      <w:r>
+        <w:rPr>
+          <w:rStyle w:val="NormalTok"/>
+        </w:rPr>
+        <w:t xml:space="preserve">test</w:t>
       </w:r>
     </w:p>
     <w:p>
@@ -394,7 +406,7 @@
         <w:pStyle w:val="FirstParagraph"/>
       </w:pPr>
       <w:r>
-        <w:t xml:space="preserve">Optional conversion to matrix.</w:t>
+        <w:t xml:space="preserve">Model configuration and fitting.</w:t>
       </w:r>
     </w:p>
     <w:p>
@@ -403,18 +415,117 @@
       </w:pPr>
       <w:r>
         <w:rPr>
-          <w:rStyle w:val="CommentTok"/>
-        </w:rPr>
-        <w:t xml:space="preserve"># for performance, you can convert to matrix</w:t>
+          <w:rStyle w:val="NormalTok"/>
+        </w:rPr>
+        <w:t xml:space="preserve">model </w:t>
+      </w:r>
+      <w:r>
+        <w:rPr>
+          <w:rStyle w:val="OtherTok"/>
+        </w:rPr>
+        <w:t xml:space="preserve">&lt;-</w:t>
+      </w:r>
+      <w:r>
+        <w:rPr>
+          <w:rStyle w:val="NormalTok"/>
+        </w:rPr>
+        <w:t xml:space="preserve"> </w:t>
+      </w:r>
+      <w:r>
+        <w:rPr>
+          <w:rStyle w:val="FunctionTok"/>
+        </w:rPr>
+        <w:t xml:space="preserve">reg_mlp</w:t>
+      </w:r>
+      <w:r>
+        <w:rPr>
+          <w:rStyle w:val="NormalTok"/>
+        </w:rPr>
+        <w:t xml:space="preserve">(</w:t>
+      </w:r>
+      <w:r>
+        <w:rPr>
+          <w:rStyle w:val="StringTok"/>
+        </w:rPr>
+        <w:t xml:space="preserve">"medv"</w:t>
+      </w:r>
+      <w:r>
+        <w:rPr>
+          <w:rStyle w:val="NormalTok"/>
+        </w:rPr>
+        <w:t xml:space="preserve">, </w:t>
+      </w:r>
+      <w:r>
+        <w:rPr>
+          <w:rStyle w:val="AttributeTok"/>
+        </w:rPr>
+        <w:t xml:space="preserve">size =</w:t>
+      </w:r>
+      <w:r>
+        <w:rPr>
+          <w:rStyle w:val="NormalTok"/>
+        </w:rPr>
+        <w:t xml:space="preserve"> </w:t>
+      </w:r>
+      <w:r>
+        <w:rPr>
+          <w:rStyle w:val="DecValTok"/>
+        </w:rPr>
+        <w:t xml:space="preserve">5</w:t>
+      </w:r>
+      <w:r>
+        <w:rPr>
+          <w:rStyle w:val="NormalTok"/>
+        </w:rPr>
+        <w:t xml:space="preserve">, </w:t>
+      </w:r>
+      <w:r>
+        <w:rPr>
+          <w:rStyle w:val="AttributeTok"/>
+        </w:rPr>
+        <w:t xml:space="preserve">decay =</w:t>
+      </w:r>
+      <w:r>
+        <w:rPr>
+          <w:rStyle w:val="NormalTok"/>
+        </w:rPr>
+        <w:t xml:space="preserve"> </w:t>
+      </w:r>
+      <w:r>
+        <w:rPr>
+          <w:rStyle w:val="FloatTok"/>
+        </w:rPr>
+        <w:t xml:space="preserve">0.54</w:t>
+      </w:r>
+      <w:r>
+        <w:rPr>
+          <w:rStyle w:val="NormalTok"/>
+        </w:rPr>
+        <w:t xml:space="preserve">)</w:t>
       </w:r>
       <w:r>
         <w:br/>
       </w:r>
       <w:r>
         <w:rPr>
-          <w:rStyle w:val="NormalTok"/>
-        </w:rPr>
-        <w:t xml:space="preserve">Boston </w:t>
+          <w:rStyle w:val="FunctionTok"/>
+        </w:rPr>
+        <w:t xml:space="preserve">set_example_seed</w:t>
+      </w:r>
+      <w:r>
+        <w:rPr>
+          <w:rStyle w:val="NormalTok"/>
+        </w:rPr>
+        <w:t xml:space="preserve">()</w:t>
+      </w:r>
+      <w:r>
+        <w:br/>
+      </w:r>
+      <w:r>
+        <w:rPr>
+          <w:rStyle w:val="NormalTok"/>
+        </w:rPr>
+        <w:t xml:space="preserve">model </w:t>
       </w:r>
       <w:r>
         <w:rPr>
@@ -432,13 +543,13 @@
         <w:rPr>
           <w:rStyle w:val="FunctionTok"/>
         </w:rPr>
-        <w:t xml:space="preserve">as.matrix</w:t>
-      </w:r>
-      <w:r>
-        <w:rPr>
-          <w:rStyle w:val="NormalTok"/>
-        </w:rPr>
-        <w:t xml:space="preserve">(Boston)</w:t>
+        <w:t xml:space="preserve">fit</w:t>
+      </w:r>
+      <w:r>
+        <w:rPr>
+          <w:rStyle w:val="NormalTok"/>
+        </w:rPr>
+        <w:t xml:space="preserve">(model, boston_train)</w:t>
       </w:r>
     </w:p>
     <w:p>
@@ -446,7 +557,7 @@
         <w:pStyle w:val="FirstParagraph"/>
       </w:pPr>
       <w:r>
-        <w:t xml:space="preserve">Random and reproducible train/test split.</w:t>
+        <w:t xml:space="preserve">Training evaluation.</w:t>
       </w:r>
     </w:p>
     <w:p>
@@ -455,24 +566,78 @@
       </w:pPr>
       <w:r>
         <w:rPr>
-          <w:rStyle w:val="CommentTok"/>
-        </w:rPr>
-        <w:t xml:space="preserve"># preparing dataset for random sampling</w:t>
+          <w:rStyle w:val="NormalTok"/>
+        </w:rPr>
+        <w:t xml:space="preserve">train_prediction </w:t>
+      </w:r>
+      <w:r>
+        <w:rPr>
+          <w:rStyle w:val="OtherTok"/>
+        </w:rPr>
+        <w:t xml:space="preserve">&lt;-</w:t>
+      </w:r>
+      <w:r>
+        <w:rPr>
+          <w:rStyle w:val="NormalTok"/>
+        </w:rPr>
+        <w:t xml:space="preserve"> </w:t>
+      </w:r>
+      <w:r>
+        <w:rPr>
+          <w:rStyle w:val="FunctionTok"/>
+        </w:rPr>
+        <w:t xml:space="preserve">predict</w:t>
+      </w:r>
+      <w:r>
+        <w:rPr>
+          <w:rStyle w:val="NormalTok"/>
+        </w:rPr>
+        <w:t xml:space="preserve">(model, boston_train)</w:t>
       </w:r>
       <w:r>
         <w:br/>
       </w:r>
       <w:r>
         <w:rPr>
+          <w:rStyle w:val="NormalTok"/>
+        </w:rPr>
+        <w:t xml:space="preserve">train_eval </w:t>
+      </w:r>
+      <w:r>
+        <w:rPr>
+          <w:rStyle w:val="OtherTok"/>
+        </w:rPr>
+        <w:t xml:space="preserve">&lt;-</w:t>
+      </w:r>
+      <w:r>
+        <w:rPr>
+          <w:rStyle w:val="NormalTok"/>
+        </w:rPr>
+        <w:t xml:space="preserve"> </w:t>
+      </w:r>
+      <w:r>
+        <w:rPr>
           <w:rStyle w:val="FunctionTok"/>
         </w:rPr>
-        <w:t xml:space="preserve">set_example_seed</w:t>
-      </w:r>
-      <w:r>
-        <w:rPr>
-          <w:rStyle w:val="NormalTok"/>
-        </w:rPr>
-        <w:t xml:space="preserve">()</w:t>
+        <w:t xml:space="preserve">evaluate</w:t>
+      </w:r>
+      <w:r>
+        <w:rPr>
+          <w:rStyle w:val="NormalTok"/>
+        </w:rPr>
+        <w:t xml:space="preserve">(model, boston_train[, </w:t>
+      </w:r>
+      <w:r>
+        <w:rPr>
+          <w:rStyle w:val="StringTok"/>
+        </w:rPr>
+        <w:t xml:space="preserve">"medv"</w:t>
+      </w:r>
+      <w:r>
+        <w:rPr>
+          <w:rStyle w:val="NormalTok"/>
+        </w:rPr>
+        <w:t xml:space="preserve">], train_prediction)</w:t>
       </w:r>
       <w:r>
         <w:br/>
@@ -481,85 +646,7 @@
         <w:rPr>
           <w:rStyle w:val="NormalTok"/>
         </w:rPr>
-        <w:t xml:space="preserve">sr </w:t>
-      </w:r>
-      <w:r>
-        <w:rPr>
-          <w:rStyle w:val="OtherTok"/>
-        </w:rPr>
-        <w:t xml:space="preserve">&lt;-</w:t>
-      </w:r>
-      <w:r>
-        <w:rPr>
-          <w:rStyle w:val="NormalTok"/>
-        </w:rPr>
-        <w:t xml:space="preserve"> </w:t>
-      </w:r>
-      <w:r>
-        <w:rPr>
-          <w:rStyle w:val="FunctionTok"/>
-        </w:rPr>
-        <w:t xml:space="preserve">sample_random</w:t>
-      </w:r>
-      <w:r>
-        <w:rPr>
-          <w:rStyle w:val="NormalTok"/>
-        </w:rPr>
-        <w:t xml:space="preserve">()</w:t>
-      </w:r>
-      <w:r>
-        <w:br/>
-      </w:r>
-      <w:r>
-        <w:rPr>
-          <w:rStyle w:val="NormalTok"/>
-        </w:rPr>
-        <w:t xml:space="preserve">sr </w:t>
-      </w:r>
-      <w:r>
-        <w:rPr>
-          <w:rStyle w:val="OtherTok"/>
-        </w:rPr>
-        <w:t xml:space="preserve">&lt;-</w:t>
-      </w:r>
-      <w:r>
-        <w:rPr>
-          <w:rStyle w:val="NormalTok"/>
-        </w:rPr>
-        <w:t xml:space="preserve"> </w:t>
-      </w:r>
-      <w:r>
-        <w:rPr>
-          <w:rStyle w:val="FunctionTok"/>
-        </w:rPr>
-        <w:t xml:space="preserve">train_test</w:t>
-      </w:r>
-      <w:r>
-        <w:rPr>
-          <w:rStyle w:val="NormalTok"/>
-        </w:rPr>
-        <w:t xml:space="preserve">(sr, Boston)</w:t>
-      </w:r>
-      <w:r>
-        <w:br/>
-      </w:r>
-      <w:r>
-        <w:rPr>
-          <w:rStyle w:val="NormalTok"/>
-        </w:rPr>
-        <w:t xml:space="preserve">boston_train </w:t>
-      </w:r>
-      <w:r>
-        <w:rPr>
-          <w:rStyle w:val="OtherTok"/>
-        </w:rPr>
-        <w:t xml:space="preserve">&lt;-</w:t>
-      </w:r>
-      <w:r>
-        <w:rPr>
-          <w:rStyle w:val="NormalTok"/>
-        </w:rPr>
-        <w:t xml:space="preserve"> sr</w:t>
+        <w:t xml:space="preserve">train_eval</w:t>
       </w:r>
       <w:r>
         <w:rPr>
@@ -571,226 +658,136 @@
         <w:rPr>
           <w:rStyle w:val="NormalTok"/>
         </w:rPr>
-        <w:t xml:space="preserve">train</w:t>
-      </w:r>
-      <w:r>
-        <w:br/>
-      </w:r>
-      <w:r>
-        <w:rPr>
-          <w:rStyle w:val="NormalTok"/>
-        </w:rPr>
-        <w:t xml:space="preserve">boston_test </w:t>
-      </w:r>
-      <w:r>
-        <w:rPr>
-          <w:rStyle w:val="OtherTok"/>
-        </w:rPr>
-        <w:t xml:space="preserve">&lt;-</w:t>
-      </w:r>
-      <w:r>
-        <w:rPr>
-          <w:rStyle w:val="NormalTok"/>
-        </w:rPr>
-        <w:t xml:space="preserve"> sr</w:t>
-      </w:r>
-      <w:r>
-        <w:rPr>
-          <w:rStyle w:val="SpecialCharTok"/>
-        </w:rPr>
-        <w:t xml:space="preserve">$</w:t>
-      </w:r>
-      <w:r>
-        <w:rPr>
-          <w:rStyle w:val="NormalTok"/>
-        </w:rPr>
-        <w:t xml:space="preserve">test</w:t>
+        <w:t xml:space="preserve">metrics</w:t>
       </w:r>
     </w:p>
     <w:p>
       <w:pPr>
-        <w:pStyle w:val="FirstParagraph"/>
-      </w:pPr>
-      <w:r>
-        <w:t xml:space="preserve">Train MLP: set</w:t>
-      </w:r>
-      <w:r>
-        <w:t xml:space="preserve"> </w:t>
-      </w:r>
+        <w:pStyle w:val="SourceCode"/>
+      </w:pPr>
       <w:r>
         <w:rPr>
           <w:rStyle w:val="VerbatimChar"/>
         </w:rPr>
-        <w:t xml:space="preserve">size</w:t>
-      </w:r>
-      <w:r>
-        <w:t xml:space="preserve"> </w:t>
-      </w:r>
-      <w:r>
-        <w:t xml:space="preserve">and</w:t>
-      </w:r>
-      <w:r>
-        <w:t xml:space="preserve"> </w:t>
+        <w:t xml:space="preserve">##        mse     smape        R2</w:t>
+      </w:r>
+      <w:r>
+        <w:br/>
       </w:r>
       <w:r>
         <w:rPr>
           <w:rStyle w:val="VerbatimChar"/>
         </w:rPr>
-        <w:t xml:space="preserve">decay</w:t>
-      </w:r>
-      <w:r>
-        <w:t xml:space="preserve">.</w:t>
+        <w:t xml:space="preserve">## 1 8.209471 0.1080353 0.8968292</w:t>
       </w:r>
     </w:p>
     <w:p>
       <w:pPr>
-        <w:pStyle w:val="SourceCode"/>
-      </w:pPr>
-      <w:r>
-        <w:rPr>
-          <w:rStyle w:val="CommentTok"/>
-        </w:rPr>
-        <w:t xml:space="preserve"># Training</w:t>
-      </w:r>
-      <w:r>
-        <w:br/>
-      </w:r>
-      <w:r>
-        <w:br/>
-      </w:r>
-      <w:r>
-        <w:rPr>
-          <w:rStyle w:val="NormalTok"/>
-        </w:rPr>
-        <w:t xml:space="preserve">model </w:t>
-      </w:r>
-      <w:r>
-        <w:rPr>
-          <w:rStyle w:val="OtherTok"/>
-        </w:rPr>
-        <w:t xml:space="preserve">&lt;-</w:t>
-      </w:r>
-      <w:r>
-        <w:rPr>
-          <w:rStyle w:val="NormalTok"/>
-        </w:rPr>
-        <w:t xml:space="preserve"> </w:t>
-      </w:r>
-      <w:r>
-        <w:rPr>
-          <w:rStyle w:val="FunctionTok"/>
-        </w:rPr>
-        <w:t xml:space="preserve">reg_mlp</w:t>
-      </w:r>
-      <w:r>
-        <w:rPr>
-          <w:rStyle w:val="NormalTok"/>
-        </w:rPr>
-        <w:t xml:space="preserve">(</w:t>
-      </w:r>
-      <w:r>
-        <w:rPr>
-          <w:rStyle w:val="StringTok"/>
-        </w:rPr>
-        <w:t xml:space="preserve">"medv"</w:t>
-      </w:r>
-      <w:r>
-        <w:rPr>
-          <w:rStyle w:val="NormalTok"/>
-        </w:rPr>
-        <w:t xml:space="preserve">, </w:t>
-      </w:r>
-      <w:r>
-        <w:rPr>
-          <w:rStyle w:val="AttributeTok"/>
-        </w:rPr>
-        <w:t xml:space="preserve">size=</w:t>
-      </w:r>
-      <w:r>
-        <w:rPr>
-          <w:rStyle w:val="DecValTok"/>
-        </w:rPr>
-        <w:t xml:space="preserve">5</w:t>
-      </w:r>
-      <w:r>
-        <w:rPr>
-          <w:rStyle w:val="NormalTok"/>
-        </w:rPr>
-        <w:t xml:space="preserve">, </w:t>
-      </w:r>
-      <w:r>
-        <w:rPr>
-          <w:rStyle w:val="AttributeTok"/>
-        </w:rPr>
-        <w:t xml:space="preserve">decay=</w:t>
-      </w:r>
-      <w:r>
-        <w:rPr>
-          <w:rStyle w:val="FloatTok"/>
-        </w:rPr>
-        <w:t xml:space="preserve">0.54</w:t>
-      </w:r>
-      <w:r>
-        <w:rPr>
-          <w:rStyle w:val="NormalTok"/>
-        </w:rPr>
-        <w:t xml:space="preserve">)</w:t>
-      </w:r>
-      <w:r>
-        <w:br/>
-      </w:r>
-      <w:r>
-        <w:rPr>
-          <w:rStyle w:val="FunctionTok"/>
-        </w:rPr>
-        <w:t xml:space="preserve">set_example_seed</w:t>
-      </w:r>
-      <w:r>
-        <w:rPr>
-          <w:rStyle w:val="NormalTok"/>
-        </w:rPr>
-        <w:t xml:space="preserve">()</w:t>
-      </w:r>
-      <w:r>
-        <w:br/>
-      </w:r>
-      <w:r>
-        <w:rPr>
-          <w:rStyle w:val="NormalTok"/>
-        </w:rPr>
-        <w:t xml:space="preserve">model </w:t>
-      </w:r>
-      <w:r>
-        <w:rPr>
-          <w:rStyle w:val="OtherTok"/>
-        </w:rPr>
-        <w:t xml:space="preserve">&lt;-</w:t>
-      </w:r>
-      <w:r>
-        <w:rPr>
-          <w:rStyle w:val="NormalTok"/>
-        </w:rPr>
-        <w:t xml:space="preserve"> </w:t>
-      </w:r>
-      <w:r>
-        <w:rPr>
-          <w:rStyle w:val="FunctionTok"/>
-        </w:rPr>
-        <w:t xml:space="preserve">fit</w:t>
-      </w:r>
-      <w:r>
-        <w:rPr>
-          <w:rStyle w:val="NormalTok"/>
-        </w:rPr>
-        <w:t xml:space="preserve">(model, boston_train)</w:t>
+        <w:pStyle w:val="FirstParagraph"/>
+      </w:pPr>
+      <w:r>
+        <w:t xml:space="preserve">Test evaluation.</w:t>
       </w:r>
     </w:p>
     <w:p>
       <w:pPr>
-        <w:pStyle w:val="FirstParagraph"/>
-      </w:pPr>
-      <w:r>
-        <w:t xml:space="preserve">Training evaluation.</w:t>
+        <w:pStyle w:val="SourceCode"/>
+      </w:pPr>
+      <w:r>
+        <w:rPr>
+          <w:rStyle w:val="NormalTok"/>
+        </w:rPr>
+        <w:t xml:space="preserve">test_prediction </w:t>
+      </w:r>
+      <w:r>
+        <w:rPr>
+          <w:rStyle w:val="OtherTok"/>
+        </w:rPr>
+        <w:t xml:space="preserve">&lt;-</w:t>
+      </w:r>
+      <w:r>
+        <w:rPr>
+          <w:rStyle w:val="NormalTok"/>
+        </w:rPr>
+        <w:t xml:space="preserve"> </w:t>
+      </w:r>
+      <w:r>
+        <w:rPr>
+          <w:rStyle w:val="FunctionTok"/>
+        </w:rPr>
+        <w:t xml:space="preserve">predict</w:t>
+      </w:r>
+      <w:r>
+        <w:rPr>
+          <w:rStyle w:val="NormalTok"/>
+        </w:rPr>
+        <w:t xml:space="preserve">(model, boston_test)</w:t>
+      </w:r>
+      <w:r>
+        <w:br/>
+      </w:r>
+      <w:r>
+        <w:rPr>
+          <w:rStyle w:val="NormalTok"/>
+        </w:rPr>
+        <w:t xml:space="preserve">test_eval </w:t>
+      </w:r>
+      <w:r>
+        <w:rPr>
+          <w:rStyle w:val="OtherTok"/>
+        </w:rPr>
+        <w:t xml:space="preserve">&lt;-</w:t>
+      </w:r>
+      <w:r>
+        <w:rPr>
+          <w:rStyle w:val="NormalTok"/>
+        </w:rPr>
+        <w:t xml:space="preserve"> </w:t>
+      </w:r>
+      <w:r>
+        <w:rPr>
+          <w:rStyle w:val="FunctionTok"/>
+        </w:rPr>
+        <w:t xml:space="preserve">evaluate</w:t>
+      </w:r>
+      <w:r>
+        <w:rPr>
+          <w:rStyle w:val="NormalTok"/>
+        </w:rPr>
+        <w:t xml:space="preserve">(model, boston_test[, </w:t>
+      </w:r>
+      <w:r>
+        <w:rPr>
+          <w:rStyle w:val="StringTok"/>
+        </w:rPr>
+        <w:t xml:space="preserve">"medv"</w:t>
+      </w:r>
+      <w:r>
+        <w:rPr>
+          <w:rStyle w:val="NormalTok"/>
+        </w:rPr>
+        <w:t xml:space="preserve">], test_prediction)</w:t>
+      </w:r>
+      <w:r>
+        <w:br/>
+      </w:r>
+      <w:r>
+        <w:rPr>
+          <w:rStyle w:val="NormalTok"/>
+        </w:rPr>
+        <w:t xml:space="preserve">test_eval</w:t>
+      </w:r>
+      <w:r>
+        <w:rPr>
+          <w:rStyle w:val="SpecialCharTok"/>
+        </w:rPr>
+        <w:t xml:space="preserve">$</w:t>
+      </w:r>
+      <w:r>
+        <w:rPr>
+          <w:rStyle w:val="NormalTok"/>
+        </w:rPr>
+        <w:t xml:space="preserve">metrics</w:t>
       </w:r>
     </w:p>
     <w:p>
@@ -799,340 +796,32 @@
       </w:pPr>
       <w:r>
         <w:rPr>
-          <w:rStyle w:val="CommentTok"/>
-        </w:rPr>
-        <w:t xml:space="preserve"># Model adjustment</w:t>
+          <w:rStyle w:val="VerbatimChar"/>
+        </w:rPr>
+        <w:t xml:space="preserve">##        mse    smape        R2</w:t>
       </w:r>
       <w:r>
         <w:br/>
       </w:r>
       <w:r>
-        <w:br/>
-      </w:r>
-      <w:r>
-        <w:rPr>
-          <w:rStyle w:val="NormalTok"/>
-        </w:rPr>
-        <w:t xml:space="preserve">train_prediction </w:t>
-      </w:r>
-      <w:r>
-        <w:rPr>
-          <w:rStyle w:val="OtherTok"/>
-        </w:rPr>
-        <w:t xml:space="preserve">&lt;-</w:t>
-      </w:r>
-      <w:r>
-        <w:rPr>
-          <w:rStyle w:val="NormalTok"/>
-        </w:rPr>
-        <w:t xml:space="preserve"> </w:t>
-      </w:r>
-      <w:r>
-        <w:rPr>
-          <w:rStyle w:val="FunctionTok"/>
-        </w:rPr>
-        <w:t xml:space="preserve">predict</w:t>
-      </w:r>
-      <w:r>
-        <w:rPr>
-          <w:rStyle w:val="NormalTok"/>
-        </w:rPr>
-        <w:t xml:space="preserve">(model, boston_train)</w:t>
-      </w:r>
-      <w:r>
-        <w:br/>
-      </w:r>
-      <w:r>
-        <w:rPr>
-          <w:rStyle w:val="NormalTok"/>
-        </w:rPr>
-        <w:t xml:space="preserve">boston_train_predictand </w:t>
-      </w:r>
-      <w:r>
-        <w:rPr>
-          <w:rStyle w:val="OtherTok"/>
-        </w:rPr>
-        <w:t xml:space="preserve">&lt;-</w:t>
-      </w:r>
-      <w:r>
-        <w:rPr>
-          <w:rStyle w:val="NormalTok"/>
-        </w:rPr>
-        <w:t xml:space="preserve"> boston_train[,</w:t>
-      </w:r>
-      <w:r>
-        <w:rPr>
-          <w:rStyle w:val="StringTok"/>
-        </w:rPr>
-        <w:t xml:space="preserve">"medv"</w:t>
-      </w:r>
-      <w:r>
-        <w:rPr>
-          <w:rStyle w:val="NormalTok"/>
-        </w:rPr>
-        <w:t xml:space="preserve">]</w:t>
-      </w:r>
-      <w:r>
-        <w:br/>
-      </w:r>
-      <w:r>
-        <w:rPr>
-          <w:rStyle w:val="NormalTok"/>
-        </w:rPr>
-        <w:t xml:space="preserve">train_eval </w:t>
-      </w:r>
-      <w:r>
-        <w:rPr>
-          <w:rStyle w:val="OtherTok"/>
-        </w:rPr>
-        <w:t xml:space="preserve">&lt;-</w:t>
-      </w:r>
-      <w:r>
-        <w:rPr>
-          <w:rStyle w:val="NormalTok"/>
-        </w:rPr>
-        <w:t xml:space="preserve"> </w:t>
-      </w:r>
-      <w:r>
-        <w:rPr>
-          <w:rStyle w:val="FunctionTok"/>
-        </w:rPr>
-        <w:t xml:space="preserve">evaluate</w:t>
-      </w:r>
-      <w:r>
-        <w:rPr>
-          <w:rStyle w:val="NormalTok"/>
-        </w:rPr>
-        <w:t xml:space="preserve">(model, boston_train_predictand, train_prediction)</w:t>
-      </w:r>
-      <w:r>
-        <w:br/>
-      </w:r>
-      <w:r>
-        <w:rPr>
-          <w:rStyle w:val="FunctionTok"/>
-        </w:rPr>
-        <w:t xml:space="preserve">print</w:t>
-      </w:r>
-      <w:r>
-        <w:rPr>
-          <w:rStyle w:val="NormalTok"/>
-        </w:rPr>
-        <w:t xml:space="preserve">(train_eval</w:t>
-      </w:r>
-      <w:r>
-        <w:rPr>
-          <w:rStyle w:val="SpecialCharTok"/>
-        </w:rPr>
-        <w:t xml:space="preserve">$</w:t>
-      </w:r>
-      <w:r>
-        <w:rPr>
-          <w:rStyle w:val="NormalTok"/>
-        </w:rPr>
-        <w:t xml:space="preserve">metrics)</w:t>
+        <w:rPr>
+          <w:rStyle w:val="VerbatimChar"/>
+        </w:rPr>
+        <w:t xml:space="preserve">## 1 11.09958 0.124174 0.8919002</w:t>
       </w:r>
     </w:p>
     <w:p>
       <w:pPr>
-        <w:pStyle w:val="SourceCode"/>
-      </w:pPr>
-      <w:r>
-        <w:rPr>
-          <w:rStyle w:val="VerbatimChar"/>
-        </w:rPr>
-        <w:t xml:space="preserve">##        mse     smape        R2</w:t>
-      </w:r>
-      <w:r>
-        <w:br/>
-      </w:r>
-      <w:r>
-        <w:rPr>
-          <w:rStyle w:val="VerbatimChar"/>
-        </w:rPr>
-        <w:t xml:space="preserve">## 1 8.209471 0.1080353 0.8968292</w:t>
-      </w:r>
-    </w:p>
-    <w:p>
-      <w:pPr>
         <w:pStyle w:val="FirstParagraph"/>
       </w:pPr>
       <w:r>
-        <w:t xml:space="preserve">Test evaluation.</w:t>
-      </w:r>
-    </w:p>
-    <w:p>
-      <w:pPr>
-        <w:pStyle w:val="SourceCode"/>
-      </w:pPr>
-      <w:r>
-        <w:rPr>
-          <w:rStyle w:val="CommentTok"/>
-        </w:rPr>
-        <w:t xml:space="preserve"># Test</w:t>
-      </w:r>
-      <w:r>
-        <w:br/>
-      </w:r>
-      <w:r>
-        <w:br/>
-      </w:r>
-      <w:r>
-        <w:rPr>
-          <w:rStyle w:val="NormalTok"/>
-        </w:rPr>
-        <w:t xml:space="preserve">test_prediction </w:t>
-      </w:r>
-      <w:r>
-        <w:rPr>
-          <w:rStyle w:val="OtherTok"/>
-        </w:rPr>
-        <w:t xml:space="preserve">&lt;-</w:t>
-      </w:r>
-      <w:r>
-        <w:rPr>
-          <w:rStyle w:val="NormalTok"/>
-        </w:rPr>
+        <w:t xml:space="preserve">References</w:t>
+      </w:r>
+      <w:r>
         <w:t xml:space="preserve"> </w:t>
       </w:r>
       <w:r>
-        <w:rPr>
-          <w:rStyle w:val="FunctionTok"/>
-        </w:rPr>
-        <w:t xml:space="preserve">predict</w:t>
-      </w:r>
-      <w:r>
-        <w:rPr>
-          <w:rStyle w:val="NormalTok"/>
-        </w:rPr>
-        <w:t xml:space="preserve">(model, boston_test)</w:t>
-      </w:r>
-      <w:r>
-        <w:br/>
-      </w:r>
-      <w:r>
-        <w:rPr>
-          <w:rStyle w:val="NormalTok"/>
-        </w:rPr>
-        <w:t xml:space="preserve">boston_test_predictand </w:t>
-      </w:r>
-      <w:r>
-        <w:rPr>
-          <w:rStyle w:val="OtherTok"/>
-        </w:rPr>
-        <w:t xml:space="preserve">&lt;-</w:t>
-      </w:r>
-      <w:r>
-        <w:rPr>
-          <w:rStyle w:val="NormalTok"/>
-        </w:rPr>
-        <w:t xml:space="preserve"> boston_test[,</w:t>
-      </w:r>
-      <w:r>
-        <w:rPr>
-          <w:rStyle w:val="StringTok"/>
-        </w:rPr>
-        <w:t xml:space="preserve">"medv"</w:t>
-      </w:r>
-      <w:r>
-        <w:rPr>
-          <w:rStyle w:val="NormalTok"/>
-        </w:rPr>
-        <w:t xml:space="preserve">]</w:t>
-      </w:r>
-      <w:r>
-        <w:br/>
-      </w:r>
-      <w:r>
-        <w:rPr>
-          <w:rStyle w:val="NormalTok"/>
-        </w:rPr>
-        <w:t xml:space="preserve">test_eval </w:t>
-      </w:r>
-      <w:r>
-        <w:rPr>
-          <w:rStyle w:val="OtherTok"/>
-        </w:rPr>
-        <w:t xml:space="preserve">&lt;-</w:t>
-      </w:r>
-      <w:r>
-        <w:rPr>
-          <w:rStyle w:val="NormalTok"/>
-        </w:rPr>
-        <w:t xml:space="preserve"> </w:t>
-      </w:r>
-      <w:r>
-        <w:rPr>
-          <w:rStyle w:val="FunctionTok"/>
-        </w:rPr>
-        <w:t xml:space="preserve">evaluate</w:t>
-      </w:r>
-      <w:r>
-        <w:rPr>
-          <w:rStyle w:val="NormalTok"/>
-        </w:rPr>
-        <w:t xml:space="preserve">(model, boston_test_predictand, test_prediction)</w:t>
-      </w:r>
-      <w:r>
-        <w:br/>
-      </w:r>
-      <w:r>
-        <w:rPr>
-          <w:rStyle w:val="FunctionTok"/>
-        </w:rPr>
-        <w:t xml:space="preserve">print</w:t>
-      </w:r>
-      <w:r>
-        <w:rPr>
-          <w:rStyle w:val="NormalTok"/>
-        </w:rPr>
-        <w:t xml:space="preserve">(test_eval</w:t>
-      </w:r>
-      <w:r>
-        <w:rPr>
-          <w:rStyle w:val="SpecialCharTok"/>
-        </w:rPr>
-        <w:t xml:space="preserve">$</w:t>
-      </w:r>
-      <w:r>
-        <w:rPr>
-          <w:rStyle w:val="NormalTok"/>
-        </w:rPr>
-        <w:t xml:space="preserve">metrics)</w:t>
-      </w:r>
-    </w:p>
-    <w:p>
-      <w:pPr>
-        <w:pStyle w:val="SourceCode"/>
-      </w:pPr>
-      <w:r>
-        <w:rPr>
-          <w:rStyle w:val="VerbatimChar"/>
-        </w:rPr>
-        <w:t xml:space="preserve">##        mse    smape        R2</w:t>
-      </w:r>
-      <w:r>
-        <w:br/>
-      </w:r>
-      <w:r>
-        <w:rPr>
-          <w:rStyle w:val="VerbatimChar"/>
-        </w:rPr>
-        <w:t xml:space="preserve">## 1 11.09958 0.124174 0.8919002</w:t>
-      </w:r>
-    </w:p>
-    <w:p>
-      <w:pPr>
-        <w:pStyle w:val="FirstParagraph"/>
-      </w:pPr>
-      <w:r>
-        <w:t xml:space="preserve">References</w:t>
-      </w:r>
-      <w:r>
-        <w:t xml:space="preserve"> </w:t>
-      </w:r>
-      <w:r>
-        <w:t xml:space="preserve">- Bishop, C. M. (1995). Neural Networks for Pattern Recognition. Oxford University Press.</w:t>
+        <w:t xml:space="preserve">- Bishop, C. M. (1995). Neural Networks for Pattern Recognition.</w:t>
       </w:r>
     </w:p>
     <w:sectPr>
